--- a/ППРАКТИКА03/документы 412.docx
+++ b/ППРАКТИКА03/документы 412.docx
@@ -7,7 +7,7 @@
     <w:tbl>
       <w:tblPr>
         <w:tblStyle w:val="12"/>
-        <w:tblW w:w="9948" w:type="dxa"/>
+        <w:tblW w:w="11958" w:type="dxa"/>
         <w:tblInd w:w="-147" w:type="dxa"/>
         <w:tblLayout w:type="fixed"/>
         <w:tblLook w:val="04A0" w:firstRow="1" w:lastRow="0" w:firstColumn="1" w:lastColumn="0" w:noHBand="0" w:noVBand="1"/>
@@ -18,6 +18,8 @@
         <w:gridCol w:w="1005"/>
         <w:gridCol w:w="1005"/>
         <w:gridCol w:w="1005"/>
+        <w:gridCol w:w="1005"/>
+        <w:gridCol w:w="1005"/>
         <w:gridCol w:w="1417"/>
         <w:gridCol w:w="1417"/>
       </w:tblGrid>
@@ -189,6 +191,68 @@
                 <w:szCs w:val="18"/>
                 <w:lang w:eastAsia="ru-RU"/>
               </w:rPr>
+              <w:t>Дата выдачи</w:t>
+            </w:r>
+          </w:p>
+        </w:tc>
+        <w:tc>
+          <w:tcPr>
+            <w:tcW w:w="1005" w:type="dxa"/>
+            <w:tcBorders>
+              <w:bottom w:val="single" w:sz="4" w:space="0" w:color="000000"/>
+            </w:tcBorders>
+          </w:tcPr>
+          <w:p>
+            <w:pPr>
+              <w:rPr>
+                <w:rFonts w:eastAsia="Times New Roman" w:cstheme="minorHAnsi"/>
+                <w:b/>
+                <w:bCs/>
+                <w:sz w:val="18"/>
+                <w:szCs w:val="18"/>
+                <w:lang w:eastAsia="ru-RU"/>
+              </w:rPr>
+            </w:pPr>
+            <w:r>
+              <w:rPr>
+                <w:rFonts w:eastAsia="Times New Roman" w:cstheme="minorHAnsi"/>
+                <w:b/>
+                <w:bCs/>
+                <w:sz w:val="18"/>
+                <w:szCs w:val="18"/>
+                <w:lang w:eastAsia="ru-RU"/>
+              </w:rPr>
+              <w:t>Кем выдан</w:t>
+            </w:r>
+          </w:p>
+        </w:tc>
+        <w:tc>
+          <w:tcPr>
+            <w:tcW w:w="1005" w:type="dxa"/>
+            <w:tcBorders>
+              <w:bottom w:val="single" w:sz="4" w:space="0" w:color="000000"/>
+            </w:tcBorders>
+          </w:tcPr>
+          <w:p>
+            <w:pPr>
+              <w:rPr>
+                <w:rFonts w:eastAsia="Times New Roman" w:cstheme="minorHAnsi"/>
+                <w:b/>
+                <w:bCs/>
+                <w:sz w:val="18"/>
+                <w:szCs w:val="18"/>
+                <w:lang w:eastAsia="ru-RU"/>
+              </w:rPr>
+            </w:pPr>
+            <w:r>
+              <w:rPr>
+                <w:rFonts w:eastAsia="Times New Roman" w:cstheme="minorHAnsi"/>
+                <w:b/>
+                <w:bCs/>
+                <w:sz w:val="18"/>
+                <w:szCs w:val="18"/>
+                <w:lang w:eastAsia="ru-RU"/>
+              </w:rPr>
               <w:t>полис</w:t>
             </w:r>
           </w:p>
@@ -386,7 +450,7 @@
                 <w:bCs/>
                 <w:sz w:val="18"/>
                 <w:szCs w:val="18"/>
-                <w:lang w:eastAsia="ru-RU"/>
+                <w:lang w:val="en-US" w:eastAsia="ru-RU"/>
               </w:rPr>
             </w:pPr>
           </w:p>
@@ -410,7 +474,7 @@
                 <w:bCs/>
                 <w:sz w:val="18"/>
                 <w:szCs w:val="18"/>
-                <w:lang w:eastAsia="ru-RU"/>
+                <w:lang w:val="en-US" w:eastAsia="ru-RU"/>
               </w:rPr>
             </w:pPr>
           </w:p>
@@ -434,7 +498,55 @@
                 <w:bCs/>
                 <w:sz w:val="18"/>
                 <w:szCs w:val="18"/>
-                <w:lang w:eastAsia="ru-RU"/>
+                <w:lang w:val="en-US" w:eastAsia="ru-RU"/>
+              </w:rPr>
+            </w:pPr>
+          </w:p>
+        </w:tc>
+        <w:tc>
+          <w:tcPr>
+            <w:tcW w:w="1005" w:type="dxa"/>
+            <w:tcBorders>
+              <w:top w:val="single" w:sz="4" w:space="0" w:color="000000"/>
+              <w:left w:val="single" w:sz="4" w:space="0" w:color="000000"/>
+              <w:bottom w:val="single" w:sz="4" w:space="0" w:color="000000"/>
+              <w:right w:val="single" w:sz="4" w:space="0" w:color="000000"/>
+            </w:tcBorders>
+            <w:shd w:val="clear" w:color="000000" w:fill="FFFFFF"/>
+          </w:tcPr>
+          <w:p>
+            <w:pPr>
+              <w:rPr>
+                <w:rFonts w:eastAsia="Times New Roman" w:cstheme="minorHAnsi"/>
+                <w:b/>
+                <w:bCs/>
+                <w:sz w:val="18"/>
+                <w:szCs w:val="18"/>
+                <w:lang w:val="en-US" w:eastAsia="ru-RU"/>
+              </w:rPr>
+            </w:pPr>
+          </w:p>
+        </w:tc>
+        <w:tc>
+          <w:tcPr>
+            <w:tcW w:w="1005" w:type="dxa"/>
+            <w:tcBorders>
+              <w:top w:val="single" w:sz="4" w:space="0" w:color="000000"/>
+              <w:left w:val="single" w:sz="4" w:space="0" w:color="000000"/>
+              <w:bottom w:val="single" w:sz="4" w:space="0" w:color="000000"/>
+              <w:right w:val="single" w:sz="4" w:space="0" w:color="000000"/>
+            </w:tcBorders>
+            <w:shd w:val="clear" w:color="000000" w:fill="FFFFFF"/>
+          </w:tcPr>
+          <w:p>
+            <w:pPr>
+              <w:rPr>
+                <w:rFonts w:eastAsia="Times New Roman" w:cstheme="minorHAnsi"/>
+                <w:b/>
+                <w:bCs/>
+                <w:sz w:val="18"/>
+                <w:szCs w:val="18"/>
+                <w:lang w:val="en-US" w:eastAsia="ru-RU"/>
               </w:rPr>
             </w:pPr>
           </w:p>
@@ -619,59 +731,183 @@
                 <w:bCs/>
                 <w:sz w:val="18"/>
                 <w:szCs w:val="18"/>
-                <w:lang w:eastAsia="ru-RU"/>
-              </w:rPr>
-            </w:pPr>
-            <w:bookmarkStart w:id="0" w:name="_GoBack"/>
-            <w:bookmarkEnd w:id="0"/>
-          </w:p>
-        </w:tc>
-        <w:tc>
-          <w:tcPr>
-            <w:tcW w:w="1005" w:type="dxa"/>
-            <w:tcBorders>
-              <w:top w:val="nil"/>
-              <w:left w:val="single" w:sz="4" w:space="0" w:color="000000"/>
-              <w:bottom w:val="single" w:sz="4" w:space="0" w:color="000000"/>
-              <w:right w:val="single" w:sz="4" w:space="0" w:color="000000"/>
-            </w:tcBorders>
-            <w:shd w:val="clear" w:color="000000" w:fill="FFFFFF"/>
-          </w:tcPr>
-          <w:p>
-            <w:pPr>
-              <w:rPr>
-                <w:rFonts w:eastAsia="Times New Roman" w:cstheme="minorHAnsi"/>
-                <w:b/>
-                <w:bCs/>
-                <w:sz w:val="18"/>
-                <w:szCs w:val="18"/>
-                <w:lang w:eastAsia="ru-RU"/>
-              </w:rPr>
-            </w:pPr>
-          </w:p>
-        </w:tc>
-        <w:tc>
-          <w:tcPr>
-            <w:tcW w:w="1005" w:type="dxa"/>
-            <w:tcBorders>
-              <w:top w:val="nil"/>
-              <w:left w:val="single" w:sz="4" w:space="0" w:color="000000"/>
-              <w:bottom w:val="single" w:sz="4" w:space="0" w:color="000000"/>
-              <w:right w:val="single" w:sz="4" w:space="0" w:color="000000"/>
-            </w:tcBorders>
-            <w:shd w:val="clear" w:color="000000" w:fill="FFFFFF"/>
-          </w:tcPr>
-          <w:p>
-            <w:pPr>
-              <w:rPr>
-                <w:rFonts w:eastAsia="Times New Roman" w:cstheme="minorHAnsi"/>
-                <w:b/>
-                <w:bCs/>
-                <w:sz w:val="18"/>
-                <w:szCs w:val="18"/>
-                <w:lang w:eastAsia="ru-RU"/>
-              </w:rPr>
-            </w:pPr>
+                <w:lang w:val="en-US" w:eastAsia="ru-RU"/>
+              </w:rPr>
+            </w:pPr>
+            <w:r>
+              <w:rPr>
+                <w:rFonts w:eastAsia="Times New Roman" w:cstheme="minorHAnsi"/>
+                <w:b/>
+                <w:bCs/>
+                <w:sz w:val="18"/>
+                <w:szCs w:val="18"/>
+                <w:lang w:val="en-US" w:eastAsia="ru-RU"/>
+              </w:rPr>
+              <w:t>188-047-982-20</w:t>
+            </w:r>
+          </w:p>
+        </w:tc>
+        <w:tc>
+          <w:tcPr>
+            <w:tcW w:w="1005" w:type="dxa"/>
+            <w:tcBorders>
+              <w:top w:val="nil"/>
+              <w:left w:val="single" w:sz="4" w:space="0" w:color="000000"/>
+              <w:bottom w:val="single" w:sz="4" w:space="0" w:color="000000"/>
+              <w:right w:val="single" w:sz="4" w:space="0" w:color="000000"/>
+            </w:tcBorders>
+            <w:shd w:val="clear" w:color="000000" w:fill="FFFFFF"/>
+          </w:tcPr>
+          <w:p>
+            <w:pPr>
+              <w:rPr>
+                <w:rFonts w:eastAsia="Times New Roman" w:cstheme="minorHAnsi"/>
+                <w:b/>
+                <w:bCs/>
+                <w:sz w:val="18"/>
+                <w:szCs w:val="18"/>
+                <w:lang w:val="en-US" w:eastAsia="ru-RU"/>
+              </w:rPr>
+            </w:pPr>
+            <w:r>
+              <w:rPr>
+                <w:rFonts w:eastAsia="Times New Roman" w:cstheme="minorHAnsi"/>
+                <w:b/>
+                <w:bCs/>
+                <w:sz w:val="18"/>
+                <w:szCs w:val="18"/>
+                <w:lang w:val="en-US" w:eastAsia="ru-RU"/>
+              </w:rPr>
+              <w:t xml:space="preserve"> 4521</w:t>
+            </w:r>
+          </w:p>
+          <w:p>
+            <w:pPr>
+              <w:rPr>
+                <w:rFonts w:eastAsia="Times New Roman" w:cstheme="minorHAnsi"/>
+                <w:b/>
+                <w:bCs/>
+                <w:sz w:val="18"/>
+                <w:szCs w:val="18"/>
+                <w:lang w:eastAsia="ru-RU"/>
+              </w:rPr>
+            </w:pPr>
+            <w:r>
+              <w:rPr>
+                <w:rFonts w:eastAsia="Times New Roman" w:cstheme="minorHAnsi"/>
+                <w:b/>
+                <w:bCs/>
+                <w:sz w:val="18"/>
+                <w:szCs w:val="18"/>
+                <w:lang w:eastAsia="ru-RU"/>
+              </w:rPr>
+              <w:t>165708</w:t>
+            </w:r>
+          </w:p>
+        </w:tc>
+        <w:tc>
+          <w:tcPr>
+            <w:tcW w:w="1005" w:type="dxa"/>
+            <w:tcBorders>
+              <w:top w:val="nil"/>
+              <w:left w:val="single" w:sz="4" w:space="0" w:color="000000"/>
+              <w:bottom w:val="single" w:sz="4" w:space="0" w:color="000000"/>
+              <w:right w:val="single" w:sz="4" w:space="0" w:color="000000"/>
+            </w:tcBorders>
+            <w:shd w:val="clear" w:color="000000" w:fill="FFFFFF"/>
+          </w:tcPr>
+          <w:p>
+            <w:pPr>
+              <w:rPr>
+                <w:rFonts w:eastAsia="Times New Roman" w:cstheme="minorHAnsi"/>
+                <w:b/>
+                <w:bCs/>
+                <w:sz w:val="18"/>
+                <w:szCs w:val="18"/>
+                <w:lang w:eastAsia="ru-RU"/>
+              </w:rPr>
+            </w:pPr>
+            <w:r>
+              <w:rPr>
+                <w:rFonts w:eastAsia="Times New Roman" w:cstheme="minorHAnsi"/>
+                <w:b/>
+                <w:bCs/>
+                <w:sz w:val="18"/>
+                <w:szCs w:val="18"/>
+                <w:lang w:eastAsia="ru-RU"/>
+              </w:rPr>
+              <w:t>08.04.2021</w:t>
+            </w:r>
+          </w:p>
+        </w:tc>
+        <w:tc>
+          <w:tcPr>
+            <w:tcW w:w="1005" w:type="dxa"/>
+            <w:tcBorders>
+              <w:top w:val="nil"/>
+              <w:left w:val="single" w:sz="4" w:space="0" w:color="000000"/>
+              <w:bottom w:val="single" w:sz="4" w:space="0" w:color="000000"/>
+              <w:right w:val="single" w:sz="4" w:space="0" w:color="000000"/>
+            </w:tcBorders>
+            <w:shd w:val="clear" w:color="000000" w:fill="FFFFFF"/>
+          </w:tcPr>
+          <w:p>
+            <w:pPr>
+              <w:rPr>
+                <w:rFonts w:eastAsia="Times New Roman" w:cstheme="minorHAnsi"/>
+                <w:b/>
+                <w:bCs/>
+                <w:sz w:val="18"/>
+                <w:szCs w:val="18"/>
+                <w:lang w:eastAsia="ru-RU"/>
+              </w:rPr>
+            </w:pPr>
+            <w:r>
+              <w:rPr>
+                <w:rFonts w:eastAsia="Times New Roman" w:cstheme="minorHAnsi"/>
+                <w:b/>
+                <w:bCs/>
+                <w:sz w:val="18"/>
+                <w:szCs w:val="18"/>
+                <w:lang w:eastAsia="ru-RU"/>
+              </w:rPr>
+              <w:t>ГУ МВД РОССИИ ПО Г. МОСКВЕ</w:t>
+            </w:r>
+          </w:p>
+        </w:tc>
+        <w:tc>
+          <w:tcPr>
+            <w:tcW w:w="1005" w:type="dxa"/>
+            <w:tcBorders>
+              <w:top w:val="nil"/>
+              <w:left w:val="single" w:sz="4" w:space="0" w:color="000000"/>
+              <w:bottom w:val="single" w:sz="4" w:space="0" w:color="000000"/>
+              <w:right w:val="single" w:sz="4" w:space="0" w:color="000000"/>
+            </w:tcBorders>
+            <w:shd w:val="clear" w:color="000000" w:fill="FFFFFF"/>
+          </w:tcPr>
+          <w:p>
+            <w:pPr>
+              <w:rPr>
+                <w:rFonts w:eastAsia="Times New Roman" w:cstheme="minorHAnsi"/>
+                <w:b/>
+                <w:bCs/>
+                <w:sz w:val="18"/>
+                <w:szCs w:val="18"/>
+                <w:lang w:eastAsia="ru-RU"/>
+              </w:rPr>
+            </w:pPr>
+            <w:r>
+              <w:rPr>
+                <w:rFonts w:eastAsia="Times New Roman" w:cstheme="minorHAnsi"/>
+                <w:b/>
+                <w:bCs/>
+                <w:sz w:val="18"/>
+                <w:szCs w:val="18"/>
+                <w:lang w:eastAsia="ru-RU"/>
+              </w:rPr>
+              <w:t>7700008067305205</w:t>
+            </w:r>
           </w:p>
         </w:tc>
         <w:tc>
@@ -920,6 +1156,54 @@
         </w:tc>
         <w:tc>
           <w:tcPr>
+            <w:tcW w:w="1005" w:type="dxa"/>
+            <w:tcBorders>
+              <w:top w:val="nil"/>
+              <w:left w:val="single" w:sz="4" w:space="0" w:color="000000"/>
+              <w:bottom w:val="single" w:sz="4" w:space="0" w:color="000000"/>
+              <w:right w:val="single" w:sz="4" w:space="0" w:color="000000"/>
+            </w:tcBorders>
+            <w:shd w:val="clear" w:color="000000" w:fill="FFFFFF"/>
+          </w:tcPr>
+          <w:p>
+            <w:pPr>
+              <w:rPr>
+                <w:rFonts w:eastAsia="Times New Roman" w:cstheme="minorHAnsi"/>
+                <w:b/>
+                <w:bCs/>
+                <w:sz w:val="18"/>
+                <w:szCs w:val="18"/>
+                <w:lang w:eastAsia="ru-RU"/>
+              </w:rPr>
+            </w:pPr>
+          </w:p>
+        </w:tc>
+        <w:tc>
+          <w:tcPr>
+            <w:tcW w:w="1005" w:type="dxa"/>
+            <w:tcBorders>
+              <w:top w:val="nil"/>
+              <w:left w:val="single" w:sz="4" w:space="0" w:color="000000"/>
+              <w:bottom w:val="single" w:sz="4" w:space="0" w:color="000000"/>
+              <w:right w:val="single" w:sz="4" w:space="0" w:color="000000"/>
+            </w:tcBorders>
+            <w:shd w:val="clear" w:color="000000" w:fill="FFFFFF"/>
+          </w:tcPr>
+          <w:p>
+            <w:pPr>
+              <w:rPr>
+                <w:rFonts w:eastAsia="Times New Roman" w:cstheme="minorHAnsi"/>
+                <w:b/>
+                <w:bCs/>
+                <w:sz w:val="18"/>
+                <w:szCs w:val="18"/>
+                <w:lang w:eastAsia="ru-RU"/>
+              </w:rPr>
+            </w:pPr>
+          </w:p>
+        </w:tc>
+        <w:tc>
+          <w:tcPr>
             <w:tcW w:w="1417" w:type="dxa"/>
             <w:tcBorders>
               <w:top w:val="nil"/>
@@ -1166,6 +1450,54 @@
         </w:tc>
         <w:tc>
           <w:tcPr>
+            <w:tcW w:w="1005" w:type="dxa"/>
+            <w:tcBorders>
+              <w:top w:val="nil"/>
+              <w:left w:val="single" w:sz="4" w:space="0" w:color="000000"/>
+              <w:bottom w:val="single" w:sz="4" w:space="0" w:color="000000"/>
+              <w:right w:val="single" w:sz="4" w:space="0" w:color="000000"/>
+            </w:tcBorders>
+            <w:shd w:val="clear" w:color="000000" w:fill="FFFFFF"/>
+          </w:tcPr>
+          <w:p>
+            <w:pPr>
+              <w:rPr>
+                <w:rFonts w:eastAsia="Times New Roman" w:cstheme="minorHAnsi"/>
+                <w:b/>
+                <w:bCs/>
+                <w:sz w:val="18"/>
+                <w:szCs w:val="18"/>
+                <w:lang w:eastAsia="ru-RU"/>
+              </w:rPr>
+            </w:pPr>
+          </w:p>
+        </w:tc>
+        <w:tc>
+          <w:tcPr>
+            <w:tcW w:w="1005" w:type="dxa"/>
+            <w:tcBorders>
+              <w:top w:val="nil"/>
+              <w:left w:val="single" w:sz="4" w:space="0" w:color="000000"/>
+              <w:bottom w:val="single" w:sz="4" w:space="0" w:color="000000"/>
+              <w:right w:val="single" w:sz="4" w:space="0" w:color="000000"/>
+            </w:tcBorders>
+            <w:shd w:val="clear" w:color="000000" w:fill="FFFFFF"/>
+          </w:tcPr>
+          <w:p>
+            <w:pPr>
+              <w:rPr>
+                <w:rFonts w:eastAsia="Times New Roman" w:cstheme="minorHAnsi"/>
+                <w:b/>
+                <w:bCs/>
+                <w:sz w:val="18"/>
+                <w:szCs w:val="18"/>
+                <w:lang w:eastAsia="ru-RU"/>
+              </w:rPr>
+            </w:pPr>
+          </w:p>
+        </w:tc>
+        <w:tc>
+          <w:tcPr>
             <w:tcW w:w="1417" w:type="dxa"/>
             <w:tcBorders>
               <w:top w:val="nil"/>
@@ -1412,6 +1744,54 @@
         </w:tc>
         <w:tc>
           <w:tcPr>
+            <w:tcW w:w="1005" w:type="dxa"/>
+            <w:tcBorders>
+              <w:top w:val="nil"/>
+              <w:left w:val="single" w:sz="4" w:space="0" w:color="000000"/>
+              <w:bottom w:val="single" w:sz="4" w:space="0" w:color="000000"/>
+              <w:right w:val="single" w:sz="4" w:space="0" w:color="000000"/>
+            </w:tcBorders>
+            <w:shd w:val="clear" w:color="000000" w:fill="FFFFFF"/>
+          </w:tcPr>
+          <w:p>
+            <w:pPr>
+              <w:rPr>
+                <w:rFonts w:eastAsia="Times New Roman" w:cstheme="minorHAnsi"/>
+                <w:b/>
+                <w:bCs/>
+                <w:sz w:val="18"/>
+                <w:szCs w:val="18"/>
+                <w:lang w:eastAsia="ru-RU"/>
+              </w:rPr>
+            </w:pPr>
+          </w:p>
+        </w:tc>
+        <w:tc>
+          <w:tcPr>
+            <w:tcW w:w="1005" w:type="dxa"/>
+            <w:tcBorders>
+              <w:top w:val="nil"/>
+              <w:left w:val="single" w:sz="4" w:space="0" w:color="000000"/>
+              <w:bottom w:val="single" w:sz="4" w:space="0" w:color="000000"/>
+              <w:right w:val="single" w:sz="4" w:space="0" w:color="000000"/>
+            </w:tcBorders>
+            <w:shd w:val="clear" w:color="000000" w:fill="FFFFFF"/>
+          </w:tcPr>
+          <w:p>
+            <w:pPr>
+              <w:rPr>
+                <w:rFonts w:eastAsia="Times New Roman" w:cstheme="minorHAnsi"/>
+                <w:b/>
+                <w:bCs/>
+                <w:sz w:val="18"/>
+                <w:szCs w:val="18"/>
+                <w:lang w:eastAsia="ru-RU"/>
+              </w:rPr>
+            </w:pPr>
+          </w:p>
+        </w:tc>
+        <w:tc>
+          <w:tcPr>
             <w:tcW w:w="1417" w:type="dxa"/>
             <w:tcBorders>
               <w:top w:val="nil"/>
@@ -1656,6 +2036,54 @@
         </w:tc>
         <w:tc>
           <w:tcPr>
+            <w:tcW w:w="1005" w:type="dxa"/>
+            <w:tcBorders>
+              <w:top w:val="nil"/>
+              <w:left w:val="single" w:sz="4" w:space="0" w:color="000000"/>
+              <w:bottom w:val="single" w:sz="4" w:space="0" w:color="000000"/>
+              <w:right w:val="single" w:sz="4" w:space="0" w:color="000000"/>
+            </w:tcBorders>
+            <w:shd w:val="clear" w:color="000000" w:fill="FFFFFF"/>
+          </w:tcPr>
+          <w:p>
+            <w:pPr>
+              <w:rPr>
+                <w:rFonts w:eastAsia="Times New Roman" w:cstheme="minorHAnsi"/>
+                <w:b/>
+                <w:bCs/>
+                <w:sz w:val="18"/>
+                <w:szCs w:val="18"/>
+                <w:lang w:eastAsia="ru-RU"/>
+              </w:rPr>
+            </w:pPr>
+          </w:p>
+        </w:tc>
+        <w:tc>
+          <w:tcPr>
+            <w:tcW w:w="1005" w:type="dxa"/>
+            <w:tcBorders>
+              <w:top w:val="nil"/>
+              <w:left w:val="single" w:sz="4" w:space="0" w:color="000000"/>
+              <w:bottom w:val="single" w:sz="4" w:space="0" w:color="000000"/>
+              <w:right w:val="single" w:sz="4" w:space="0" w:color="000000"/>
+            </w:tcBorders>
+            <w:shd w:val="clear" w:color="000000" w:fill="FFFFFF"/>
+          </w:tcPr>
+          <w:p>
+            <w:pPr>
+              <w:rPr>
+                <w:rFonts w:eastAsia="Times New Roman" w:cstheme="minorHAnsi"/>
+                <w:b/>
+                <w:bCs/>
+                <w:sz w:val="18"/>
+                <w:szCs w:val="18"/>
+                <w:lang w:eastAsia="ru-RU"/>
+              </w:rPr>
+            </w:pPr>
+          </w:p>
+        </w:tc>
+        <w:tc>
+          <w:tcPr>
             <w:tcW w:w="1417" w:type="dxa"/>
             <w:tcBorders>
               <w:top w:val="nil"/>
@@ -1900,6 +2328,54 @@
         </w:tc>
         <w:tc>
           <w:tcPr>
+            <w:tcW w:w="1005" w:type="dxa"/>
+            <w:tcBorders>
+              <w:top w:val="nil"/>
+              <w:left w:val="single" w:sz="4" w:space="0" w:color="000000"/>
+              <w:bottom w:val="single" w:sz="4" w:space="0" w:color="000000"/>
+              <w:right w:val="single" w:sz="4" w:space="0" w:color="000000"/>
+            </w:tcBorders>
+            <w:shd w:val="clear" w:color="000000" w:fill="FFFFFF"/>
+          </w:tcPr>
+          <w:p>
+            <w:pPr>
+              <w:rPr>
+                <w:rFonts w:eastAsia="Times New Roman" w:cstheme="minorHAnsi"/>
+                <w:b/>
+                <w:bCs/>
+                <w:sz w:val="18"/>
+                <w:szCs w:val="18"/>
+                <w:lang w:eastAsia="ru-RU"/>
+              </w:rPr>
+            </w:pPr>
+          </w:p>
+        </w:tc>
+        <w:tc>
+          <w:tcPr>
+            <w:tcW w:w="1005" w:type="dxa"/>
+            <w:tcBorders>
+              <w:top w:val="nil"/>
+              <w:left w:val="single" w:sz="4" w:space="0" w:color="000000"/>
+              <w:bottom w:val="single" w:sz="4" w:space="0" w:color="000000"/>
+              <w:right w:val="single" w:sz="4" w:space="0" w:color="000000"/>
+            </w:tcBorders>
+            <w:shd w:val="clear" w:color="000000" w:fill="FFFFFF"/>
+          </w:tcPr>
+          <w:p>
+            <w:pPr>
+              <w:rPr>
+                <w:rFonts w:eastAsia="Times New Roman" w:cstheme="minorHAnsi"/>
+                <w:b/>
+                <w:bCs/>
+                <w:sz w:val="18"/>
+                <w:szCs w:val="18"/>
+                <w:lang w:eastAsia="ru-RU"/>
+              </w:rPr>
+            </w:pPr>
+          </w:p>
+        </w:tc>
+        <w:tc>
+          <w:tcPr>
             <w:tcW w:w="1417" w:type="dxa"/>
             <w:tcBorders>
               <w:top w:val="nil"/>
@@ -2145,6 +2621,54 @@
         </w:tc>
         <w:tc>
           <w:tcPr>
+            <w:tcW w:w="1005" w:type="dxa"/>
+            <w:tcBorders>
+              <w:top w:val="nil"/>
+              <w:left w:val="single" w:sz="4" w:space="0" w:color="000000"/>
+              <w:bottom w:val="single" w:sz="4" w:space="0" w:color="000000"/>
+              <w:right w:val="single" w:sz="4" w:space="0" w:color="000000"/>
+            </w:tcBorders>
+            <w:shd w:val="clear" w:color="000000" w:fill="FFFFFF"/>
+          </w:tcPr>
+          <w:p>
+            <w:pPr>
+              <w:rPr>
+                <w:rFonts w:eastAsia="Times New Roman" w:cstheme="minorHAnsi"/>
+                <w:b/>
+                <w:bCs/>
+                <w:sz w:val="18"/>
+                <w:szCs w:val="18"/>
+                <w:lang w:eastAsia="ru-RU"/>
+              </w:rPr>
+            </w:pPr>
+          </w:p>
+        </w:tc>
+        <w:tc>
+          <w:tcPr>
+            <w:tcW w:w="1005" w:type="dxa"/>
+            <w:tcBorders>
+              <w:top w:val="nil"/>
+              <w:left w:val="single" w:sz="4" w:space="0" w:color="000000"/>
+              <w:bottom w:val="single" w:sz="4" w:space="0" w:color="000000"/>
+              <w:right w:val="single" w:sz="4" w:space="0" w:color="000000"/>
+            </w:tcBorders>
+            <w:shd w:val="clear" w:color="000000" w:fill="FFFFFF"/>
+          </w:tcPr>
+          <w:p>
+            <w:pPr>
+              <w:rPr>
+                <w:rFonts w:eastAsia="Times New Roman" w:cstheme="minorHAnsi"/>
+                <w:b/>
+                <w:bCs/>
+                <w:sz w:val="18"/>
+                <w:szCs w:val="18"/>
+                <w:lang w:eastAsia="ru-RU"/>
+              </w:rPr>
+            </w:pPr>
+          </w:p>
+        </w:tc>
+        <w:tc>
+          <w:tcPr>
             <w:tcW w:w="1417" w:type="dxa"/>
             <w:tcBorders>
               <w:top w:val="nil"/>
@@ -2388,6 +2912,54 @@
         </w:tc>
         <w:tc>
           <w:tcPr>
+            <w:tcW w:w="1005" w:type="dxa"/>
+            <w:tcBorders>
+              <w:top w:val="nil"/>
+              <w:left w:val="single" w:sz="4" w:space="0" w:color="000000"/>
+              <w:bottom w:val="single" w:sz="4" w:space="0" w:color="000000"/>
+              <w:right w:val="single" w:sz="4" w:space="0" w:color="000000"/>
+            </w:tcBorders>
+            <w:shd w:val="clear" w:color="000000" w:fill="FFFFFF"/>
+          </w:tcPr>
+          <w:p>
+            <w:pPr>
+              <w:rPr>
+                <w:rFonts w:eastAsia="Times New Roman" w:cstheme="minorHAnsi"/>
+                <w:b/>
+                <w:bCs/>
+                <w:sz w:val="18"/>
+                <w:szCs w:val="18"/>
+                <w:lang w:eastAsia="ru-RU"/>
+              </w:rPr>
+            </w:pPr>
+          </w:p>
+        </w:tc>
+        <w:tc>
+          <w:tcPr>
+            <w:tcW w:w="1005" w:type="dxa"/>
+            <w:tcBorders>
+              <w:top w:val="nil"/>
+              <w:left w:val="single" w:sz="4" w:space="0" w:color="000000"/>
+              <w:bottom w:val="single" w:sz="4" w:space="0" w:color="000000"/>
+              <w:right w:val="single" w:sz="4" w:space="0" w:color="000000"/>
+            </w:tcBorders>
+            <w:shd w:val="clear" w:color="000000" w:fill="FFFFFF"/>
+          </w:tcPr>
+          <w:p>
+            <w:pPr>
+              <w:rPr>
+                <w:rFonts w:eastAsia="Times New Roman" w:cstheme="minorHAnsi"/>
+                <w:b/>
+                <w:bCs/>
+                <w:sz w:val="18"/>
+                <w:szCs w:val="18"/>
+                <w:lang w:eastAsia="ru-RU"/>
+              </w:rPr>
+            </w:pPr>
+          </w:p>
+        </w:tc>
+        <w:tc>
+          <w:tcPr>
             <w:tcW w:w="1417" w:type="dxa"/>
             <w:tcBorders>
               <w:top w:val="nil"/>
@@ -2621,6 +3193,54 @@
         </w:tc>
         <w:tc>
           <w:tcPr>
+            <w:tcW w:w="1005" w:type="dxa"/>
+            <w:tcBorders>
+              <w:top w:val="nil"/>
+              <w:left w:val="single" w:sz="4" w:space="0" w:color="000000"/>
+              <w:bottom w:val="single" w:sz="4" w:space="0" w:color="000000"/>
+              <w:right w:val="single" w:sz="4" w:space="0" w:color="000000"/>
+            </w:tcBorders>
+            <w:shd w:val="clear" w:color="000000" w:fill="FFFFFF"/>
+          </w:tcPr>
+          <w:p>
+            <w:pPr>
+              <w:rPr>
+                <w:rFonts w:eastAsia="Times New Roman" w:cstheme="minorHAnsi"/>
+                <w:b/>
+                <w:bCs/>
+                <w:sz w:val="18"/>
+                <w:szCs w:val="18"/>
+                <w:lang w:eastAsia="ru-RU"/>
+              </w:rPr>
+            </w:pPr>
+          </w:p>
+        </w:tc>
+        <w:tc>
+          <w:tcPr>
+            <w:tcW w:w="1005" w:type="dxa"/>
+            <w:tcBorders>
+              <w:top w:val="nil"/>
+              <w:left w:val="single" w:sz="4" w:space="0" w:color="000000"/>
+              <w:bottom w:val="single" w:sz="4" w:space="0" w:color="000000"/>
+              <w:right w:val="single" w:sz="4" w:space="0" w:color="000000"/>
+            </w:tcBorders>
+            <w:shd w:val="clear" w:color="000000" w:fill="FFFFFF"/>
+          </w:tcPr>
+          <w:p>
+            <w:pPr>
+              <w:rPr>
+                <w:rFonts w:eastAsia="Times New Roman" w:cstheme="minorHAnsi"/>
+                <w:b/>
+                <w:bCs/>
+                <w:sz w:val="18"/>
+                <w:szCs w:val="18"/>
+                <w:lang w:eastAsia="ru-RU"/>
+              </w:rPr>
+            </w:pPr>
+          </w:p>
+        </w:tc>
+        <w:tc>
+          <w:tcPr>
             <w:tcW w:w="1417" w:type="dxa"/>
             <w:tcBorders>
               <w:top w:val="nil"/>
@@ -2668,6 +3288,8 @@
             </w:pPr>
           </w:p>
         </w:tc>
+        <w:bookmarkStart w:id="0" w:name="_GoBack"/>
+        <w:bookmarkEnd w:id="0"/>
       </w:tr>
       <w:tr>
         <w:trPr>
@@ -2864,6 +3486,54 @@
         </w:tc>
         <w:tc>
           <w:tcPr>
+            <w:tcW w:w="1005" w:type="dxa"/>
+            <w:tcBorders>
+              <w:top w:val="nil"/>
+              <w:left w:val="single" w:sz="4" w:space="0" w:color="000000"/>
+              <w:bottom w:val="single" w:sz="4" w:space="0" w:color="000000"/>
+              <w:right w:val="single" w:sz="4" w:space="0" w:color="000000"/>
+            </w:tcBorders>
+            <w:shd w:val="clear" w:color="000000" w:fill="FFFFFF"/>
+          </w:tcPr>
+          <w:p>
+            <w:pPr>
+              <w:rPr>
+                <w:rFonts w:eastAsia="Times New Roman" w:cstheme="minorHAnsi"/>
+                <w:b/>
+                <w:bCs/>
+                <w:sz w:val="18"/>
+                <w:szCs w:val="18"/>
+                <w:lang w:eastAsia="ru-RU"/>
+              </w:rPr>
+            </w:pPr>
+          </w:p>
+        </w:tc>
+        <w:tc>
+          <w:tcPr>
+            <w:tcW w:w="1005" w:type="dxa"/>
+            <w:tcBorders>
+              <w:top w:val="nil"/>
+              <w:left w:val="single" w:sz="4" w:space="0" w:color="000000"/>
+              <w:bottom w:val="single" w:sz="4" w:space="0" w:color="000000"/>
+              <w:right w:val="single" w:sz="4" w:space="0" w:color="000000"/>
+            </w:tcBorders>
+            <w:shd w:val="clear" w:color="000000" w:fill="FFFFFF"/>
+          </w:tcPr>
+          <w:p>
+            <w:pPr>
+              <w:rPr>
+                <w:rFonts w:eastAsia="Times New Roman" w:cstheme="minorHAnsi"/>
+                <w:b/>
+                <w:bCs/>
+                <w:sz w:val="18"/>
+                <w:szCs w:val="18"/>
+                <w:lang w:eastAsia="ru-RU"/>
+              </w:rPr>
+            </w:pPr>
+          </w:p>
+        </w:tc>
+        <w:tc>
+          <w:tcPr>
             <w:tcW w:w="1417" w:type="dxa"/>
             <w:tcBorders>
               <w:top w:val="nil"/>
@@ -3110,6 +3780,54 @@
         </w:tc>
         <w:tc>
           <w:tcPr>
+            <w:tcW w:w="1005" w:type="dxa"/>
+            <w:tcBorders>
+              <w:top w:val="nil"/>
+              <w:left w:val="single" w:sz="4" w:space="0" w:color="000000"/>
+              <w:bottom w:val="single" w:sz="4" w:space="0" w:color="000000"/>
+              <w:right w:val="single" w:sz="4" w:space="0" w:color="000000"/>
+            </w:tcBorders>
+            <w:shd w:val="clear" w:color="000000" w:fill="FFFFFF"/>
+          </w:tcPr>
+          <w:p>
+            <w:pPr>
+              <w:rPr>
+                <w:rFonts w:eastAsia="Times New Roman" w:cstheme="minorHAnsi"/>
+                <w:b/>
+                <w:bCs/>
+                <w:sz w:val="18"/>
+                <w:szCs w:val="18"/>
+                <w:lang w:eastAsia="ru-RU"/>
+              </w:rPr>
+            </w:pPr>
+          </w:p>
+        </w:tc>
+        <w:tc>
+          <w:tcPr>
+            <w:tcW w:w="1005" w:type="dxa"/>
+            <w:tcBorders>
+              <w:top w:val="nil"/>
+              <w:left w:val="single" w:sz="4" w:space="0" w:color="000000"/>
+              <w:bottom w:val="single" w:sz="4" w:space="0" w:color="000000"/>
+              <w:right w:val="single" w:sz="4" w:space="0" w:color="000000"/>
+            </w:tcBorders>
+            <w:shd w:val="clear" w:color="000000" w:fill="FFFFFF"/>
+          </w:tcPr>
+          <w:p>
+            <w:pPr>
+              <w:rPr>
+                <w:rFonts w:eastAsia="Times New Roman" w:cstheme="minorHAnsi"/>
+                <w:b/>
+                <w:bCs/>
+                <w:sz w:val="18"/>
+                <w:szCs w:val="18"/>
+                <w:lang w:eastAsia="ru-RU"/>
+              </w:rPr>
+            </w:pPr>
+          </w:p>
+        </w:tc>
+        <w:tc>
+          <w:tcPr>
             <w:tcW w:w="1417" w:type="dxa"/>
             <w:tcBorders>
               <w:top w:val="nil"/>
@@ -3358,6 +4076,54 @@
         </w:tc>
         <w:tc>
           <w:tcPr>
+            <w:tcW w:w="1005" w:type="dxa"/>
+            <w:tcBorders>
+              <w:top w:val="nil"/>
+              <w:left w:val="single" w:sz="4" w:space="0" w:color="000000"/>
+              <w:bottom w:val="single" w:sz="4" w:space="0" w:color="000000"/>
+              <w:right w:val="single" w:sz="4" w:space="0" w:color="000000"/>
+            </w:tcBorders>
+            <w:shd w:val="clear" w:color="000000" w:fill="FFFFFF"/>
+          </w:tcPr>
+          <w:p>
+            <w:pPr>
+              <w:rPr>
+                <w:rFonts w:eastAsia="Times New Roman" w:cstheme="minorHAnsi"/>
+                <w:b/>
+                <w:bCs/>
+                <w:sz w:val="18"/>
+                <w:szCs w:val="18"/>
+                <w:lang w:eastAsia="ru-RU"/>
+              </w:rPr>
+            </w:pPr>
+          </w:p>
+        </w:tc>
+        <w:tc>
+          <w:tcPr>
+            <w:tcW w:w="1005" w:type="dxa"/>
+            <w:tcBorders>
+              <w:top w:val="nil"/>
+              <w:left w:val="single" w:sz="4" w:space="0" w:color="000000"/>
+              <w:bottom w:val="single" w:sz="4" w:space="0" w:color="000000"/>
+              <w:right w:val="single" w:sz="4" w:space="0" w:color="000000"/>
+            </w:tcBorders>
+            <w:shd w:val="clear" w:color="000000" w:fill="FFFFFF"/>
+          </w:tcPr>
+          <w:p>
+            <w:pPr>
+              <w:rPr>
+                <w:rFonts w:eastAsia="Times New Roman" w:cstheme="minorHAnsi"/>
+                <w:b/>
+                <w:bCs/>
+                <w:sz w:val="18"/>
+                <w:szCs w:val="18"/>
+                <w:lang w:eastAsia="ru-RU"/>
+              </w:rPr>
+            </w:pPr>
+          </w:p>
+        </w:tc>
+        <w:tc>
+          <w:tcPr>
             <w:tcW w:w="1417" w:type="dxa"/>
             <w:tcBorders>
               <w:top w:val="nil"/>
@@ -3604,6 +4370,54 @@
         </w:tc>
         <w:tc>
           <w:tcPr>
+            <w:tcW w:w="1005" w:type="dxa"/>
+            <w:tcBorders>
+              <w:top w:val="nil"/>
+              <w:left w:val="single" w:sz="4" w:space="0" w:color="000000"/>
+              <w:bottom w:val="single" w:sz="4" w:space="0" w:color="000000"/>
+              <w:right w:val="single" w:sz="4" w:space="0" w:color="000000"/>
+            </w:tcBorders>
+            <w:shd w:val="clear" w:color="000000" w:fill="FFFFFF"/>
+          </w:tcPr>
+          <w:p>
+            <w:pPr>
+              <w:rPr>
+                <w:rFonts w:eastAsia="Times New Roman" w:cstheme="minorHAnsi"/>
+                <w:b/>
+                <w:bCs/>
+                <w:sz w:val="18"/>
+                <w:szCs w:val="18"/>
+                <w:lang w:eastAsia="ru-RU"/>
+              </w:rPr>
+            </w:pPr>
+          </w:p>
+        </w:tc>
+        <w:tc>
+          <w:tcPr>
+            <w:tcW w:w="1005" w:type="dxa"/>
+            <w:tcBorders>
+              <w:top w:val="nil"/>
+              <w:left w:val="single" w:sz="4" w:space="0" w:color="000000"/>
+              <w:bottom w:val="single" w:sz="4" w:space="0" w:color="000000"/>
+              <w:right w:val="single" w:sz="4" w:space="0" w:color="000000"/>
+            </w:tcBorders>
+            <w:shd w:val="clear" w:color="000000" w:fill="FFFFFF"/>
+          </w:tcPr>
+          <w:p>
+            <w:pPr>
+              <w:rPr>
+                <w:rFonts w:eastAsia="Times New Roman" w:cstheme="minorHAnsi"/>
+                <w:b/>
+                <w:bCs/>
+                <w:sz w:val="18"/>
+                <w:szCs w:val="18"/>
+                <w:lang w:eastAsia="ru-RU"/>
+              </w:rPr>
+            </w:pPr>
+          </w:p>
+        </w:tc>
+        <w:tc>
+          <w:tcPr>
             <w:tcW w:w="1417" w:type="dxa"/>
             <w:tcBorders>
               <w:top w:val="nil"/>
@@ -3796,54 +4610,157 @@
                 <w:lang w:eastAsia="ru-RU"/>
               </w:rPr>
             </w:pPr>
-          </w:p>
-        </w:tc>
-        <w:tc>
-          <w:tcPr>
-            <w:tcW w:w="1005" w:type="dxa"/>
-            <w:tcBorders>
-              <w:top w:val="nil"/>
-              <w:left w:val="single" w:sz="4" w:space="0" w:color="000000"/>
-              <w:bottom w:val="single" w:sz="4" w:space="0" w:color="000000"/>
-              <w:right w:val="single" w:sz="4" w:space="0" w:color="000000"/>
-            </w:tcBorders>
-            <w:shd w:val="clear" w:color="000000" w:fill="FFFFFF"/>
-          </w:tcPr>
-          <w:p>
-            <w:pPr>
-              <w:rPr>
-                <w:rFonts w:eastAsia="Times New Roman" w:cstheme="minorHAnsi"/>
-                <w:b/>
-                <w:bCs/>
-                <w:sz w:val="18"/>
-                <w:szCs w:val="18"/>
-                <w:lang w:eastAsia="ru-RU"/>
-              </w:rPr>
-            </w:pPr>
-          </w:p>
-        </w:tc>
-        <w:tc>
-          <w:tcPr>
-            <w:tcW w:w="1005" w:type="dxa"/>
-            <w:tcBorders>
-              <w:top w:val="nil"/>
-              <w:left w:val="single" w:sz="4" w:space="0" w:color="000000"/>
-              <w:bottom w:val="single" w:sz="4" w:space="0" w:color="000000"/>
-              <w:right w:val="single" w:sz="4" w:space="0" w:color="000000"/>
-            </w:tcBorders>
-            <w:shd w:val="clear" w:color="000000" w:fill="FFFFFF"/>
-          </w:tcPr>
-          <w:p>
-            <w:pPr>
-              <w:rPr>
-                <w:rFonts w:eastAsia="Times New Roman" w:cstheme="minorHAnsi"/>
-                <w:b/>
-                <w:bCs/>
-                <w:sz w:val="18"/>
-                <w:szCs w:val="18"/>
-                <w:lang w:eastAsia="ru-RU"/>
-              </w:rPr>
-            </w:pPr>
+            <w:r>
+              <w:rPr>
+                <w:rFonts w:eastAsia="Times New Roman" w:cstheme="minorHAnsi"/>
+                <w:b/>
+                <w:bCs/>
+                <w:sz w:val="18"/>
+                <w:szCs w:val="18"/>
+                <w:lang w:val="en-US" w:eastAsia="ru-RU"/>
+              </w:rPr>
+              <w:t>164-647-709 98</w:t>
+            </w:r>
+          </w:p>
+        </w:tc>
+        <w:tc>
+          <w:tcPr>
+            <w:tcW w:w="1005" w:type="dxa"/>
+            <w:tcBorders>
+              <w:top w:val="nil"/>
+              <w:left w:val="single" w:sz="4" w:space="0" w:color="000000"/>
+              <w:bottom w:val="single" w:sz="4" w:space="0" w:color="000000"/>
+              <w:right w:val="single" w:sz="4" w:space="0" w:color="000000"/>
+            </w:tcBorders>
+            <w:shd w:val="clear" w:color="000000" w:fill="FFFFFF"/>
+          </w:tcPr>
+          <w:p>
+            <w:pPr>
+              <w:rPr>
+                <w:rFonts w:eastAsia="Times New Roman" w:cstheme="minorHAnsi"/>
+                <w:b/>
+                <w:bCs/>
+                <w:sz w:val="18"/>
+                <w:szCs w:val="18"/>
+                <w:lang w:eastAsia="ru-RU"/>
+              </w:rPr>
+            </w:pPr>
+            <w:r>
+              <w:rPr>
+                <w:rFonts w:eastAsia="Times New Roman" w:cstheme="minorHAnsi"/>
+                <w:b/>
+                <w:bCs/>
+                <w:sz w:val="18"/>
+                <w:szCs w:val="18"/>
+                <w:lang w:val="en-US" w:eastAsia="ru-RU"/>
+              </w:rPr>
+              <w:t>1720 766639</w:t>
+            </w:r>
+          </w:p>
+        </w:tc>
+        <w:tc>
+          <w:tcPr>
+            <w:tcW w:w="1005" w:type="dxa"/>
+            <w:tcBorders>
+              <w:top w:val="nil"/>
+              <w:left w:val="single" w:sz="4" w:space="0" w:color="000000"/>
+              <w:bottom w:val="single" w:sz="4" w:space="0" w:color="000000"/>
+              <w:right w:val="single" w:sz="4" w:space="0" w:color="000000"/>
+            </w:tcBorders>
+            <w:shd w:val="clear" w:color="000000" w:fill="FFFFFF"/>
+          </w:tcPr>
+          <w:p>
+            <w:pPr>
+              <w:rPr>
+                <w:rFonts w:eastAsia="Times New Roman" w:cstheme="minorHAnsi"/>
+                <w:b/>
+                <w:bCs/>
+                <w:sz w:val="18"/>
+                <w:szCs w:val="18"/>
+                <w:lang w:eastAsia="ru-RU"/>
+              </w:rPr>
+            </w:pPr>
+            <w:r>
+              <w:rPr>
+                <w:rFonts w:eastAsia="Times New Roman" w:cstheme="minorHAnsi"/>
+                <w:b/>
+                <w:bCs/>
+                <w:sz w:val="18"/>
+                <w:szCs w:val="18"/>
+                <w:lang w:eastAsia="ru-RU"/>
+              </w:rPr>
+              <w:t>10.09.2020</w:t>
+            </w:r>
+          </w:p>
+        </w:tc>
+        <w:tc>
+          <w:tcPr>
+            <w:tcW w:w="1005" w:type="dxa"/>
+            <w:tcBorders>
+              <w:top w:val="nil"/>
+              <w:left w:val="single" w:sz="4" w:space="0" w:color="000000"/>
+              <w:bottom w:val="single" w:sz="4" w:space="0" w:color="000000"/>
+              <w:right w:val="single" w:sz="4" w:space="0" w:color="000000"/>
+            </w:tcBorders>
+            <w:shd w:val="clear" w:color="000000" w:fill="FFFFFF"/>
+          </w:tcPr>
+          <w:p>
+            <w:pPr>
+              <w:rPr>
+                <w:rFonts w:eastAsia="Times New Roman" w:cstheme="minorHAnsi"/>
+                <w:b/>
+                <w:bCs/>
+                <w:sz w:val="18"/>
+                <w:szCs w:val="18"/>
+                <w:lang w:eastAsia="ru-RU"/>
+              </w:rPr>
+            </w:pPr>
+            <w:r>
+              <w:rPr>
+                <w:rFonts w:eastAsia="Times New Roman" w:cstheme="minorHAnsi"/>
+                <w:b/>
+                <w:bCs/>
+                <w:sz w:val="18"/>
+                <w:szCs w:val="18"/>
+                <w:lang w:eastAsia="ru-RU"/>
+              </w:rPr>
+              <w:t>УМВД РОССИИ ПО ВЛАДИМИРСКОЙ ОБЛАСТИ</w:t>
+            </w:r>
+          </w:p>
+        </w:tc>
+        <w:tc>
+          <w:tcPr>
+            <w:tcW w:w="1005" w:type="dxa"/>
+            <w:tcBorders>
+              <w:top w:val="nil"/>
+              <w:left w:val="single" w:sz="4" w:space="0" w:color="000000"/>
+              <w:bottom w:val="single" w:sz="4" w:space="0" w:color="000000"/>
+              <w:right w:val="single" w:sz="4" w:space="0" w:color="000000"/>
+            </w:tcBorders>
+            <w:shd w:val="clear" w:color="000000" w:fill="FFFFFF"/>
+          </w:tcPr>
+          <w:p>
+            <w:pPr>
+              <w:rPr>
+                <w:rFonts w:eastAsia="Times New Roman" w:cstheme="minorHAnsi"/>
+                <w:b/>
+                <w:bCs/>
+                <w:sz w:val="18"/>
+                <w:szCs w:val="18"/>
+                <w:lang w:eastAsia="ru-RU"/>
+              </w:rPr>
+            </w:pPr>
+            <w:r>
+              <w:rPr>
+                <w:rFonts w:eastAsia="Times New Roman" w:cstheme="minorHAnsi"/>
+                <w:b/>
+                <w:bCs/>
+                <w:sz w:val="18"/>
+                <w:szCs w:val="18"/>
+                <w:lang w:val="en-US" w:eastAsia="ru-RU"/>
+              </w:rPr>
+              <w:t>3390399748000013</w:t>
+            </w:r>
           </w:p>
         </w:tc>
         <w:tc>
@@ -4081,6 +4998,54 @@
         </w:tc>
         <w:tc>
           <w:tcPr>
+            <w:tcW w:w="1005" w:type="dxa"/>
+            <w:tcBorders>
+              <w:top w:val="nil"/>
+              <w:left w:val="single" w:sz="4" w:space="0" w:color="000000"/>
+              <w:bottom w:val="single" w:sz="4" w:space="0" w:color="000000"/>
+              <w:right w:val="single" w:sz="4" w:space="0" w:color="000000"/>
+            </w:tcBorders>
+            <w:shd w:val="clear" w:color="000000" w:fill="FFFFFF"/>
+          </w:tcPr>
+          <w:p>
+            <w:pPr>
+              <w:rPr>
+                <w:rFonts w:eastAsia="Times New Roman" w:cstheme="minorHAnsi"/>
+                <w:b/>
+                <w:bCs/>
+                <w:sz w:val="18"/>
+                <w:szCs w:val="18"/>
+                <w:lang w:eastAsia="ru-RU"/>
+              </w:rPr>
+            </w:pPr>
+          </w:p>
+        </w:tc>
+        <w:tc>
+          <w:tcPr>
+            <w:tcW w:w="1005" w:type="dxa"/>
+            <w:tcBorders>
+              <w:top w:val="nil"/>
+              <w:left w:val="single" w:sz="4" w:space="0" w:color="000000"/>
+              <w:bottom w:val="single" w:sz="4" w:space="0" w:color="000000"/>
+              <w:right w:val="single" w:sz="4" w:space="0" w:color="000000"/>
+            </w:tcBorders>
+            <w:shd w:val="clear" w:color="000000" w:fill="FFFFFF"/>
+          </w:tcPr>
+          <w:p>
+            <w:pPr>
+              <w:rPr>
+                <w:rFonts w:eastAsia="Times New Roman" w:cstheme="minorHAnsi"/>
+                <w:b/>
+                <w:bCs/>
+                <w:sz w:val="18"/>
+                <w:szCs w:val="18"/>
+                <w:lang w:eastAsia="ru-RU"/>
+              </w:rPr>
+            </w:pPr>
+          </w:p>
+        </w:tc>
+        <w:tc>
+          <w:tcPr>
             <w:tcW w:w="1417" w:type="dxa"/>
             <w:tcBorders>
               <w:top w:val="nil"/>
@@ -4325,6 +5290,54 @@
         </w:tc>
         <w:tc>
           <w:tcPr>
+            <w:tcW w:w="1005" w:type="dxa"/>
+            <w:tcBorders>
+              <w:top w:val="nil"/>
+              <w:left w:val="single" w:sz="4" w:space="0" w:color="000000"/>
+              <w:bottom w:val="single" w:sz="4" w:space="0" w:color="000000"/>
+              <w:right w:val="single" w:sz="4" w:space="0" w:color="000000"/>
+            </w:tcBorders>
+            <w:shd w:val="clear" w:color="000000" w:fill="FFFFFF"/>
+          </w:tcPr>
+          <w:p>
+            <w:pPr>
+              <w:rPr>
+                <w:rFonts w:eastAsia="Times New Roman" w:cstheme="minorHAnsi"/>
+                <w:b/>
+                <w:bCs/>
+                <w:sz w:val="18"/>
+                <w:szCs w:val="18"/>
+                <w:lang w:eastAsia="ru-RU"/>
+              </w:rPr>
+            </w:pPr>
+          </w:p>
+        </w:tc>
+        <w:tc>
+          <w:tcPr>
+            <w:tcW w:w="1005" w:type="dxa"/>
+            <w:tcBorders>
+              <w:top w:val="nil"/>
+              <w:left w:val="single" w:sz="4" w:space="0" w:color="000000"/>
+              <w:bottom w:val="single" w:sz="4" w:space="0" w:color="000000"/>
+              <w:right w:val="single" w:sz="4" w:space="0" w:color="000000"/>
+            </w:tcBorders>
+            <w:shd w:val="clear" w:color="000000" w:fill="FFFFFF"/>
+          </w:tcPr>
+          <w:p>
+            <w:pPr>
+              <w:rPr>
+                <w:rFonts w:eastAsia="Times New Roman" w:cstheme="minorHAnsi"/>
+                <w:b/>
+                <w:bCs/>
+                <w:sz w:val="18"/>
+                <w:szCs w:val="18"/>
+                <w:lang w:eastAsia="ru-RU"/>
+              </w:rPr>
+            </w:pPr>
+          </w:p>
+        </w:tc>
+        <w:tc>
+          <w:tcPr>
             <w:tcW w:w="1417" w:type="dxa"/>
             <w:tcBorders>
               <w:top w:val="nil"/>
@@ -4517,54 +5530,180 @@
                 <w:lang w:eastAsia="ru-RU"/>
               </w:rPr>
             </w:pPr>
-          </w:p>
-        </w:tc>
-        <w:tc>
-          <w:tcPr>
-            <w:tcW w:w="1005" w:type="dxa"/>
-            <w:tcBorders>
-              <w:top w:val="nil"/>
-              <w:left w:val="single" w:sz="4" w:space="0" w:color="000000"/>
-              <w:bottom w:val="single" w:sz="4" w:space="0" w:color="000000"/>
-              <w:right w:val="single" w:sz="4" w:space="0" w:color="000000"/>
-            </w:tcBorders>
-            <w:shd w:val="clear" w:color="000000" w:fill="FFFFFF"/>
-          </w:tcPr>
-          <w:p>
-            <w:pPr>
-              <w:rPr>
-                <w:rFonts w:eastAsia="Times New Roman" w:cstheme="minorHAnsi"/>
-                <w:b/>
-                <w:bCs/>
-                <w:sz w:val="18"/>
-                <w:szCs w:val="18"/>
-                <w:lang w:eastAsia="ru-RU"/>
-              </w:rPr>
-            </w:pPr>
-          </w:p>
-        </w:tc>
-        <w:tc>
-          <w:tcPr>
-            <w:tcW w:w="1005" w:type="dxa"/>
-            <w:tcBorders>
-              <w:top w:val="nil"/>
-              <w:left w:val="single" w:sz="4" w:space="0" w:color="000000"/>
-              <w:bottom w:val="single" w:sz="4" w:space="0" w:color="000000"/>
-              <w:right w:val="single" w:sz="4" w:space="0" w:color="000000"/>
-            </w:tcBorders>
-            <w:shd w:val="clear" w:color="000000" w:fill="FFFFFF"/>
-          </w:tcPr>
-          <w:p>
-            <w:pPr>
-              <w:rPr>
-                <w:rFonts w:eastAsia="Times New Roman" w:cstheme="minorHAnsi"/>
-                <w:b/>
-                <w:bCs/>
-                <w:sz w:val="18"/>
-                <w:szCs w:val="18"/>
-                <w:lang w:eastAsia="ru-RU"/>
-              </w:rPr>
-            </w:pPr>
+            <w:r>
+              <w:rPr>
+                <w:rFonts w:eastAsia="Times New Roman" w:cstheme="minorHAnsi"/>
+                <w:b/>
+                <w:bCs/>
+                <w:sz w:val="18"/>
+                <w:szCs w:val="18"/>
+                <w:lang w:eastAsia="ru-RU"/>
+              </w:rPr>
+              <w:t>188-428-589 33</w:t>
+            </w:r>
+          </w:p>
+        </w:tc>
+        <w:tc>
+          <w:tcPr>
+            <w:tcW w:w="1005" w:type="dxa"/>
+            <w:tcBorders>
+              <w:top w:val="nil"/>
+              <w:left w:val="single" w:sz="4" w:space="0" w:color="000000"/>
+              <w:bottom w:val="single" w:sz="4" w:space="0" w:color="000000"/>
+              <w:right w:val="single" w:sz="4" w:space="0" w:color="000000"/>
+            </w:tcBorders>
+            <w:shd w:val="clear" w:color="000000" w:fill="FFFFFF"/>
+          </w:tcPr>
+          <w:p>
+            <w:pPr>
+              <w:rPr>
+                <w:rFonts w:eastAsia="Times New Roman" w:cstheme="minorHAnsi"/>
+                <w:b/>
+                <w:bCs/>
+                <w:sz w:val="18"/>
+                <w:szCs w:val="18"/>
+                <w:lang w:eastAsia="ru-RU"/>
+              </w:rPr>
+            </w:pPr>
+            <w:r>
+              <w:rPr>
+                <w:rFonts w:eastAsia="Times New Roman" w:cstheme="minorHAnsi"/>
+                <w:b/>
+                <w:bCs/>
+                <w:sz w:val="18"/>
+                <w:szCs w:val="18"/>
+                <w:lang w:eastAsia="ru-RU"/>
+              </w:rPr>
+              <w:t>4520</w:t>
+            </w:r>
+          </w:p>
+          <w:p>
+            <w:pPr>
+              <w:rPr>
+                <w:rFonts w:eastAsia="Times New Roman" w:cstheme="minorHAnsi"/>
+                <w:b/>
+                <w:bCs/>
+                <w:sz w:val="18"/>
+                <w:szCs w:val="18"/>
+                <w:lang w:eastAsia="ru-RU"/>
+              </w:rPr>
+            </w:pPr>
+            <w:r>
+              <w:rPr>
+                <w:rFonts w:eastAsia="Times New Roman" w:cstheme="minorHAnsi"/>
+                <w:b/>
+                <w:bCs/>
+                <w:sz w:val="18"/>
+                <w:szCs w:val="18"/>
+                <w:lang w:eastAsia="ru-RU"/>
+              </w:rPr>
+              <w:t>788117</w:t>
+            </w:r>
+          </w:p>
+        </w:tc>
+        <w:tc>
+          <w:tcPr>
+            <w:tcW w:w="1005" w:type="dxa"/>
+            <w:tcBorders>
+              <w:top w:val="nil"/>
+              <w:left w:val="single" w:sz="4" w:space="0" w:color="000000"/>
+              <w:bottom w:val="single" w:sz="4" w:space="0" w:color="000000"/>
+              <w:right w:val="single" w:sz="4" w:space="0" w:color="000000"/>
+            </w:tcBorders>
+            <w:shd w:val="clear" w:color="000000" w:fill="FFFFFF"/>
+          </w:tcPr>
+          <w:p>
+            <w:pPr>
+              <w:rPr>
+                <w:rFonts w:eastAsia="Times New Roman" w:cstheme="minorHAnsi"/>
+                <w:b/>
+                <w:bCs/>
+                <w:sz w:val="18"/>
+                <w:szCs w:val="18"/>
+                <w:lang w:eastAsia="ru-RU"/>
+              </w:rPr>
+            </w:pPr>
+            <w:r>
+              <w:rPr>
+                <w:rFonts w:eastAsia="Times New Roman" w:cstheme="minorHAnsi"/>
+                <w:b/>
+                <w:bCs/>
+                <w:sz w:val="18"/>
+                <w:szCs w:val="18"/>
+                <w:lang w:eastAsia="ru-RU"/>
+              </w:rPr>
+              <w:t>17.07.2020</w:t>
+            </w:r>
+          </w:p>
+        </w:tc>
+        <w:tc>
+          <w:tcPr>
+            <w:tcW w:w="1005" w:type="dxa"/>
+            <w:tcBorders>
+              <w:top w:val="nil"/>
+              <w:left w:val="single" w:sz="4" w:space="0" w:color="000000"/>
+              <w:bottom w:val="single" w:sz="4" w:space="0" w:color="000000"/>
+              <w:right w:val="single" w:sz="4" w:space="0" w:color="000000"/>
+            </w:tcBorders>
+            <w:shd w:val="clear" w:color="000000" w:fill="FFFFFF"/>
+          </w:tcPr>
+          <w:p>
+            <w:pPr>
+              <w:rPr>
+                <w:rFonts w:eastAsia="Times New Roman" w:cstheme="minorHAnsi"/>
+                <w:b/>
+                <w:bCs/>
+                <w:sz w:val="18"/>
+                <w:szCs w:val="18"/>
+                <w:lang w:eastAsia="ru-RU"/>
+              </w:rPr>
+            </w:pPr>
+            <w:r>
+              <w:rPr>
+                <w:rFonts w:eastAsia="Times New Roman" w:cstheme="minorHAnsi"/>
+                <w:b/>
+                <w:bCs/>
+                <w:sz w:val="18"/>
+                <w:szCs w:val="18"/>
+                <w:lang w:eastAsia="ru-RU"/>
+              </w:rPr>
+              <w:t>ГУ МВД РОССИИ ПО Г. МОСКВЕ</w:t>
+            </w:r>
+          </w:p>
+        </w:tc>
+        <w:tc>
+          <w:tcPr>
+            <w:tcW w:w="1005" w:type="dxa"/>
+            <w:tcBorders>
+              <w:top w:val="nil"/>
+              <w:left w:val="single" w:sz="4" w:space="0" w:color="000000"/>
+              <w:bottom w:val="single" w:sz="4" w:space="0" w:color="000000"/>
+              <w:right w:val="single" w:sz="4" w:space="0" w:color="000000"/>
+            </w:tcBorders>
+            <w:shd w:val="clear" w:color="000000" w:fill="FFFFFF"/>
+          </w:tcPr>
+          <w:p>
+            <w:pPr>
+              <w:rPr>
+                <w:rFonts w:eastAsia="Times New Roman" w:cstheme="minorHAnsi"/>
+                <w:b/>
+                <w:bCs/>
+                <w:sz w:val="18"/>
+                <w:szCs w:val="18"/>
+                <w:lang w:eastAsia="ru-RU"/>
+              </w:rPr>
+            </w:pPr>
+            <w:r>
+              <w:rPr>
+                <w:rFonts w:eastAsia="Times New Roman" w:cstheme="minorHAnsi"/>
+                <w:b/>
+                <w:bCs/>
+                <w:sz w:val="18"/>
+                <w:szCs w:val="18"/>
+                <w:lang w:eastAsia="ru-RU"/>
+              </w:rPr>
+              <w:t>7700005042564406</w:t>
+            </w:r>
           </w:p>
         </w:tc>
         <w:tc>
@@ -4813,6 +5952,54 @@
         </w:tc>
         <w:tc>
           <w:tcPr>
+            <w:tcW w:w="1005" w:type="dxa"/>
+            <w:tcBorders>
+              <w:top w:val="nil"/>
+              <w:left w:val="single" w:sz="4" w:space="0" w:color="000000"/>
+              <w:bottom w:val="single" w:sz="4" w:space="0" w:color="000000"/>
+              <w:right w:val="single" w:sz="4" w:space="0" w:color="000000"/>
+            </w:tcBorders>
+            <w:shd w:val="clear" w:color="000000" w:fill="FFFFFF"/>
+          </w:tcPr>
+          <w:p>
+            <w:pPr>
+              <w:rPr>
+                <w:rFonts w:eastAsia="Times New Roman" w:cstheme="minorHAnsi"/>
+                <w:b/>
+                <w:bCs/>
+                <w:sz w:val="18"/>
+                <w:szCs w:val="18"/>
+                <w:lang w:eastAsia="ru-RU"/>
+              </w:rPr>
+            </w:pPr>
+          </w:p>
+        </w:tc>
+        <w:tc>
+          <w:tcPr>
+            <w:tcW w:w="1005" w:type="dxa"/>
+            <w:tcBorders>
+              <w:top w:val="nil"/>
+              <w:left w:val="single" w:sz="4" w:space="0" w:color="000000"/>
+              <w:bottom w:val="single" w:sz="4" w:space="0" w:color="000000"/>
+              <w:right w:val="single" w:sz="4" w:space="0" w:color="000000"/>
+            </w:tcBorders>
+            <w:shd w:val="clear" w:color="000000" w:fill="FFFFFF"/>
+          </w:tcPr>
+          <w:p>
+            <w:pPr>
+              <w:rPr>
+                <w:rFonts w:eastAsia="Times New Roman" w:cstheme="minorHAnsi"/>
+                <w:b/>
+                <w:bCs/>
+                <w:sz w:val="18"/>
+                <w:szCs w:val="18"/>
+                <w:lang w:eastAsia="ru-RU"/>
+              </w:rPr>
+            </w:pPr>
+          </w:p>
+        </w:tc>
+        <w:tc>
+          <w:tcPr>
             <w:tcW w:w="1417" w:type="dxa"/>
             <w:tcBorders>
               <w:top w:val="nil"/>
@@ -5059,6 +6246,54 @@
         </w:tc>
         <w:tc>
           <w:tcPr>
+            <w:tcW w:w="1005" w:type="dxa"/>
+            <w:tcBorders>
+              <w:top w:val="nil"/>
+              <w:left w:val="single" w:sz="4" w:space="0" w:color="000000"/>
+              <w:bottom w:val="single" w:sz="4" w:space="0" w:color="000000"/>
+              <w:right w:val="single" w:sz="4" w:space="0" w:color="000000"/>
+            </w:tcBorders>
+            <w:shd w:val="clear" w:color="000000" w:fill="FFFFFF"/>
+          </w:tcPr>
+          <w:p>
+            <w:pPr>
+              <w:rPr>
+                <w:rFonts w:eastAsia="Times New Roman" w:cstheme="minorHAnsi"/>
+                <w:b/>
+                <w:bCs/>
+                <w:sz w:val="18"/>
+                <w:szCs w:val="18"/>
+                <w:lang w:eastAsia="ru-RU"/>
+              </w:rPr>
+            </w:pPr>
+          </w:p>
+        </w:tc>
+        <w:tc>
+          <w:tcPr>
+            <w:tcW w:w="1005" w:type="dxa"/>
+            <w:tcBorders>
+              <w:top w:val="nil"/>
+              <w:left w:val="single" w:sz="4" w:space="0" w:color="000000"/>
+              <w:bottom w:val="single" w:sz="4" w:space="0" w:color="000000"/>
+              <w:right w:val="single" w:sz="4" w:space="0" w:color="000000"/>
+            </w:tcBorders>
+            <w:shd w:val="clear" w:color="000000" w:fill="FFFFFF"/>
+          </w:tcPr>
+          <w:p>
+            <w:pPr>
+              <w:rPr>
+                <w:rFonts w:eastAsia="Times New Roman" w:cstheme="minorHAnsi"/>
+                <w:b/>
+                <w:bCs/>
+                <w:sz w:val="18"/>
+                <w:szCs w:val="18"/>
+                <w:lang w:eastAsia="ru-RU"/>
+              </w:rPr>
+            </w:pPr>
+          </w:p>
+        </w:tc>
+        <w:tc>
+          <w:tcPr>
             <w:tcW w:w="1417" w:type="dxa"/>
             <w:tcBorders>
               <w:top w:val="nil"/>
@@ -5303,6 +6538,54 @@
         </w:tc>
         <w:tc>
           <w:tcPr>
+            <w:tcW w:w="1005" w:type="dxa"/>
+            <w:tcBorders>
+              <w:top w:val="nil"/>
+              <w:left w:val="single" w:sz="4" w:space="0" w:color="000000"/>
+              <w:bottom w:val="single" w:sz="4" w:space="0" w:color="000000"/>
+              <w:right w:val="single" w:sz="4" w:space="0" w:color="000000"/>
+            </w:tcBorders>
+            <w:shd w:val="clear" w:color="000000" w:fill="FFFFFF"/>
+          </w:tcPr>
+          <w:p>
+            <w:pPr>
+              <w:rPr>
+                <w:rFonts w:eastAsia="Times New Roman" w:cstheme="minorHAnsi"/>
+                <w:b/>
+                <w:bCs/>
+                <w:sz w:val="18"/>
+                <w:szCs w:val="18"/>
+                <w:lang w:eastAsia="ru-RU"/>
+              </w:rPr>
+            </w:pPr>
+          </w:p>
+        </w:tc>
+        <w:tc>
+          <w:tcPr>
+            <w:tcW w:w="1005" w:type="dxa"/>
+            <w:tcBorders>
+              <w:top w:val="nil"/>
+              <w:left w:val="single" w:sz="4" w:space="0" w:color="000000"/>
+              <w:bottom w:val="single" w:sz="4" w:space="0" w:color="000000"/>
+              <w:right w:val="single" w:sz="4" w:space="0" w:color="000000"/>
+            </w:tcBorders>
+            <w:shd w:val="clear" w:color="000000" w:fill="FFFFFF"/>
+          </w:tcPr>
+          <w:p>
+            <w:pPr>
+              <w:rPr>
+                <w:rFonts w:eastAsia="Times New Roman" w:cstheme="minorHAnsi"/>
+                <w:b/>
+                <w:bCs/>
+                <w:sz w:val="18"/>
+                <w:szCs w:val="18"/>
+                <w:lang w:eastAsia="ru-RU"/>
+              </w:rPr>
+            </w:pPr>
+          </w:p>
+        </w:tc>
+        <w:tc>
+          <w:tcPr>
             <w:tcW w:w="1417" w:type="dxa"/>
             <w:tcBorders>
               <w:top w:val="nil"/>
@@ -5527,6 +6810,54 @@
         </w:tc>
         <w:tc>
           <w:tcPr>
+            <w:tcW w:w="1005" w:type="dxa"/>
+            <w:tcBorders>
+              <w:top w:val="nil"/>
+              <w:left w:val="single" w:sz="4" w:space="0" w:color="000000"/>
+              <w:bottom w:val="single" w:sz="4" w:space="0" w:color="000000"/>
+              <w:right w:val="single" w:sz="4" w:space="0" w:color="000000"/>
+            </w:tcBorders>
+            <w:shd w:val="clear" w:color="000000" w:fill="FFFFFF"/>
+          </w:tcPr>
+          <w:p>
+            <w:pPr>
+              <w:rPr>
+                <w:rFonts w:eastAsia="Times New Roman" w:cstheme="minorHAnsi"/>
+                <w:b/>
+                <w:bCs/>
+                <w:sz w:val="18"/>
+                <w:szCs w:val="18"/>
+                <w:lang w:eastAsia="ru-RU"/>
+              </w:rPr>
+            </w:pPr>
+          </w:p>
+        </w:tc>
+        <w:tc>
+          <w:tcPr>
+            <w:tcW w:w="1005" w:type="dxa"/>
+            <w:tcBorders>
+              <w:top w:val="nil"/>
+              <w:left w:val="single" w:sz="4" w:space="0" w:color="000000"/>
+              <w:bottom w:val="single" w:sz="4" w:space="0" w:color="000000"/>
+              <w:right w:val="single" w:sz="4" w:space="0" w:color="000000"/>
+            </w:tcBorders>
+            <w:shd w:val="clear" w:color="000000" w:fill="FFFFFF"/>
+          </w:tcPr>
+          <w:p>
+            <w:pPr>
+              <w:rPr>
+                <w:rFonts w:eastAsia="Times New Roman" w:cstheme="minorHAnsi"/>
+                <w:b/>
+                <w:bCs/>
+                <w:sz w:val="18"/>
+                <w:szCs w:val="18"/>
+                <w:lang w:eastAsia="ru-RU"/>
+              </w:rPr>
+            </w:pPr>
+          </w:p>
+        </w:tc>
+        <w:tc>
+          <w:tcPr>
             <w:tcW w:w="1417" w:type="dxa"/>
             <w:tcBorders>
               <w:top w:val="nil"/>
@@ -5710,57 +7041,160 @@
                 <w:bCs/>
                 <w:sz w:val="18"/>
                 <w:szCs w:val="18"/>
-                <w:lang w:eastAsia="ru-RU"/>
-              </w:rPr>
-            </w:pPr>
-          </w:p>
-        </w:tc>
-        <w:tc>
-          <w:tcPr>
-            <w:tcW w:w="1005" w:type="dxa"/>
-            <w:tcBorders>
-              <w:top w:val="nil"/>
-              <w:left w:val="single" w:sz="4" w:space="0" w:color="000000"/>
-              <w:bottom w:val="single" w:sz="4" w:space="0" w:color="000000"/>
-              <w:right w:val="single" w:sz="4" w:space="0" w:color="000000"/>
-            </w:tcBorders>
-            <w:shd w:val="clear" w:color="000000" w:fill="FFFFFF"/>
-          </w:tcPr>
-          <w:p>
-            <w:pPr>
-              <w:rPr>
-                <w:rFonts w:eastAsia="Times New Roman" w:cstheme="minorHAnsi"/>
-                <w:b/>
-                <w:bCs/>
-                <w:sz w:val="18"/>
-                <w:szCs w:val="18"/>
-                <w:lang w:eastAsia="ru-RU"/>
-              </w:rPr>
-            </w:pPr>
-          </w:p>
-        </w:tc>
-        <w:tc>
-          <w:tcPr>
-            <w:tcW w:w="1005" w:type="dxa"/>
-            <w:tcBorders>
-              <w:top w:val="nil"/>
-              <w:left w:val="single" w:sz="4" w:space="0" w:color="000000"/>
-              <w:bottom w:val="single" w:sz="4" w:space="0" w:color="000000"/>
-              <w:right w:val="single" w:sz="4" w:space="0" w:color="000000"/>
-            </w:tcBorders>
-            <w:shd w:val="clear" w:color="000000" w:fill="FFFFFF"/>
-          </w:tcPr>
-          <w:p>
-            <w:pPr>
-              <w:rPr>
-                <w:rFonts w:eastAsia="Times New Roman" w:cstheme="minorHAnsi"/>
-                <w:b/>
-                <w:bCs/>
-                <w:sz w:val="18"/>
-                <w:szCs w:val="18"/>
-                <w:lang w:eastAsia="ru-RU"/>
-              </w:rPr>
-            </w:pPr>
+                <w:lang w:val="en-US" w:eastAsia="ru-RU"/>
+              </w:rPr>
+            </w:pPr>
+            <w:r>
+              <w:rPr>
+                <w:rFonts w:eastAsia="Times New Roman" w:cstheme="minorHAnsi"/>
+                <w:b/>
+                <w:bCs/>
+                <w:sz w:val="18"/>
+                <w:szCs w:val="18"/>
+                <w:lang w:val="en-US" w:eastAsia="ru-RU"/>
+              </w:rPr>
+              <w:t>19690393626</w:t>
+            </w:r>
+          </w:p>
+        </w:tc>
+        <w:tc>
+          <w:tcPr>
+            <w:tcW w:w="1005" w:type="dxa"/>
+            <w:tcBorders>
+              <w:top w:val="nil"/>
+              <w:left w:val="single" w:sz="4" w:space="0" w:color="000000"/>
+              <w:bottom w:val="single" w:sz="4" w:space="0" w:color="000000"/>
+              <w:right w:val="single" w:sz="4" w:space="0" w:color="000000"/>
+            </w:tcBorders>
+            <w:shd w:val="clear" w:color="000000" w:fill="FFFFFF"/>
+          </w:tcPr>
+          <w:p>
+            <w:pPr>
+              <w:rPr>
+                <w:rFonts w:eastAsia="Times New Roman" w:cstheme="minorHAnsi"/>
+                <w:b/>
+                <w:bCs/>
+                <w:sz w:val="18"/>
+                <w:szCs w:val="18"/>
+                <w:lang w:eastAsia="ru-RU"/>
+              </w:rPr>
+            </w:pPr>
+            <w:r>
+              <w:rPr>
+                <w:rFonts w:eastAsia="Times New Roman" w:cstheme="minorHAnsi"/>
+                <w:b/>
+                <w:bCs/>
+                <w:sz w:val="18"/>
+                <w:szCs w:val="18"/>
+                <w:lang w:eastAsia="ru-RU"/>
+              </w:rPr>
+              <w:t>4525155334</w:t>
+            </w:r>
+          </w:p>
+        </w:tc>
+        <w:tc>
+          <w:tcPr>
+            <w:tcW w:w="1005" w:type="dxa"/>
+            <w:tcBorders>
+              <w:top w:val="nil"/>
+              <w:left w:val="single" w:sz="4" w:space="0" w:color="000000"/>
+              <w:bottom w:val="single" w:sz="4" w:space="0" w:color="000000"/>
+              <w:right w:val="single" w:sz="4" w:space="0" w:color="000000"/>
+            </w:tcBorders>
+            <w:shd w:val="clear" w:color="000000" w:fill="FFFFFF"/>
+          </w:tcPr>
+          <w:p>
+            <w:pPr>
+              <w:rPr>
+                <w:rFonts w:eastAsia="Times New Roman" w:cstheme="minorHAnsi"/>
+                <w:b/>
+                <w:bCs/>
+                <w:sz w:val="18"/>
+                <w:szCs w:val="18"/>
+                <w:lang w:eastAsia="ru-RU"/>
+              </w:rPr>
+            </w:pPr>
+            <w:r>
+              <w:rPr>
+                <w:rFonts w:eastAsia="Times New Roman" w:cstheme="minorHAnsi"/>
+                <w:b/>
+                <w:bCs/>
+                <w:sz w:val="18"/>
+                <w:szCs w:val="18"/>
+                <w:lang w:eastAsia="ru-RU"/>
+              </w:rPr>
+              <w:t>19.07.2025</w:t>
+            </w:r>
+          </w:p>
+        </w:tc>
+        <w:tc>
+          <w:tcPr>
+            <w:tcW w:w="1005" w:type="dxa"/>
+            <w:tcBorders>
+              <w:top w:val="nil"/>
+              <w:left w:val="single" w:sz="4" w:space="0" w:color="000000"/>
+              <w:bottom w:val="single" w:sz="4" w:space="0" w:color="000000"/>
+              <w:right w:val="single" w:sz="4" w:space="0" w:color="000000"/>
+            </w:tcBorders>
+            <w:shd w:val="clear" w:color="000000" w:fill="FFFFFF"/>
+          </w:tcPr>
+          <w:p>
+            <w:pPr>
+              <w:rPr>
+                <w:rFonts w:eastAsia="Times New Roman" w:cstheme="minorHAnsi"/>
+                <w:b/>
+                <w:bCs/>
+                <w:sz w:val="18"/>
+                <w:szCs w:val="18"/>
+                <w:lang w:eastAsia="ru-RU"/>
+              </w:rPr>
+            </w:pPr>
+            <w:r>
+              <w:rPr>
+                <w:rFonts w:eastAsia="Times New Roman" w:cstheme="minorHAnsi"/>
+                <w:b/>
+                <w:bCs/>
+                <w:sz w:val="18"/>
+                <w:szCs w:val="18"/>
+                <w:lang w:eastAsia="ru-RU"/>
+              </w:rPr>
+              <w:t>ГУ МВД РОССИИ ПО Г. МОСКВЕ</w:t>
+            </w:r>
+          </w:p>
+        </w:tc>
+        <w:tc>
+          <w:tcPr>
+            <w:tcW w:w="1005" w:type="dxa"/>
+            <w:tcBorders>
+              <w:top w:val="nil"/>
+              <w:left w:val="single" w:sz="4" w:space="0" w:color="000000"/>
+              <w:bottom w:val="single" w:sz="4" w:space="0" w:color="000000"/>
+              <w:right w:val="single" w:sz="4" w:space="0" w:color="000000"/>
+            </w:tcBorders>
+            <w:shd w:val="clear" w:color="000000" w:fill="FFFFFF"/>
+          </w:tcPr>
+          <w:p>
+            <w:pPr>
+              <w:rPr>
+                <w:rFonts w:eastAsia="Times New Roman" w:cstheme="minorHAnsi"/>
+                <w:b/>
+                <w:bCs/>
+                <w:sz w:val="18"/>
+                <w:szCs w:val="18"/>
+                <w:lang w:eastAsia="ru-RU"/>
+              </w:rPr>
+            </w:pPr>
+            <w:r>
+              <w:rPr>
+                <w:rFonts w:eastAsia="Times New Roman" w:cstheme="minorHAnsi"/>
+                <w:b/>
+                <w:bCs/>
+                <w:sz w:val="18"/>
+                <w:szCs w:val="18"/>
+                <w:lang w:eastAsia="ru-RU"/>
+              </w:rPr>
+              <w:t>7796499728000560</w:t>
+            </w:r>
           </w:p>
         </w:tc>
         <w:tc>
@@ -5814,13 +7248,7 @@
         </w:tc>
       </w:tr>
     </w:tbl>
-    <w:p>
-      <w:pPr>
-        <w:rPr>
-          <w:lang w:val="en-US"/>
-        </w:rPr>
-      </w:pPr>
-    </w:p>
+    <w:p/>
     <w:sectPr>
       <w:pgSz w:w="11906" w:h="16838"/>
       <w:pgMar w:top="1134" w:right="850" w:bottom="1134" w:left="1701" w:header="708" w:footer="708" w:gutter="0"/>
